--- a/dist/exports/capacitor_revision_notes.docx
+++ b/dist/exports/capacitor_revision_notes.docx
@@ -189,7 +189,7 @@
                 <w:color w:val="2D3748"/>
                 <w:sz w:val="19"/>
               </w:rPr>
-              <w:t>Capacitor - Core Application</w:t>
+              <w:t>Capacitance &amp; Dielectric Insertion</w:t>
             </w:r>
           </w:p>
         </w:tc>
@@ -209,7 +209,7 @@
               <w:rPr>
                 <w:sz w:val="19"/>
               </w:rPr>
-              <w:t>167 PYQs</w:t>
+              <w:t>165 PYQs</w:t>
             </w:r>
           </w:p>
         </w:tc>
@@ -230,7 +230,94 @@
                 <w:color w:val="718096"/>
                 <w:sz w:val="19"/>
               </w:rPr>
-              <w:t>General Concept</w:t>
+              <w:t>Capacitance</w:t>
+            </w:r>
+          </w:p>
+        </w:tc>
+      </w:tr>
+      <w:tr>
+        <w:tc>
+          <w:tcPr>
+            <w:tcW w:type="dxa" w:w="2160"/>
+            <w:shd w:fill="FFFFFF"/>
+            <w:tcMar>
+              <w:top w:w="80" w:type="dxa"/>
+              <w:bottom w:w="80" w:type="dxa"/>
+              <w:left w:w="150" w:type="dxa"/>
+              <w:right w:w="150" w:type="dxa"/>
+            </w:tcMar>
+          </w:tcPr>
+          <w:p>
+            <w:r>
+              <w:rPr>
+                <w:b/>
+                <w:color w:val="C53030"/>
+                <w:sz w:val="19"/>
+              </w:rPr>
+              <w:t>Very High</w:t>
+            </w:r>
+          </w:p>
+        </w:tc>
+        <w:tc>
+          <w:tcPr>
+            <w:tcW w:type="dxa" w:w="4320"/>
+            <w:shd w:fill="FFFFFF"/>
+            <w:tcMar>
+              <w:top w:w="80" w:type="dxa"/>
+              <w:bottom w:w="80" w:type="dxa"/>
+              <w:left w:w="150" w:type="dxa"/>
+              <w:right w:w="150" w:type="dxa"/>
+            </w:tcMar>
+          </w:tcPr>
+          <w:p>
+            <w:r>
+              <w:rPr>
+                <w:b/>
+                <w:color w:val="2D3748"/>
+                <w:sz w:val="19"/>
+              </w:rPr>
+              <w:t>Capacitor Networks &amp; Energy Redistribution</w:t>
+            </w:r>
+          </w:p>
+        </w:tc>
+        <w:tc>
+          <w:tcPr>
+            <w:tcW w:type="dxa" w:w="1728"/>
+            <w:shd w:fill="FFFFFF"/>
+            <w:tcMar>
+              <w:top w:w="80" w:type="dxa"/>
+              <w:bottom w:w="80" w:type="dxa"/>
+              <w:left w:w="150" w:type="dxa"/>
+              <w:right w:w="150" w:type="dxa"/>
+            </w:tcMar>
+          </w:tcPr>
+          <w:p>
+            <w:r>
+              <w:rPr>
+                <w:sz w:val="19"/>
+              </w:rPr>
+              <w:t>36 PYQs</w:t>
+            </w:r>
+          </w:p>
+        </w:tc>
+        <w:tc>
+          <w:tcPr>
+            <w:tcW w:type="dxa" w:w="1872"/>
+            <w:shd w:fill="FFFFFF"/>
+            <w:tcMar>
+              <w:top w:w="80" w:type="dxa"/>
+              <w:bottom w:w="80" w:type="dxa"/>
+              <w:left w:w="150" w:type="dxa"/>
+              <w:right w:w="150" w:type="dxa"/>
+            </w:tcMar>
+          </w:tcPr>
+          <w:p>
+            <w:r>
+              <w:rPr>
+                <w:color w:val="718096"/>
+                <w:sz w:val="19"/>
+              </w:rPr>
+              <w:t>Circuits &amp; Energy</w:t>
             </w:r>
           </w:p>
         </w:tc>
@@ -311,6 +398,98 @@
           </w:p>
         </w:tc>
       </w:tr>
+      <w:tr>
+        <w:tc>
+          <w:tcPr>
+            <w:tcW w:type="dxa" w:w="3600"/>
+            <w:shd w:fill="F7FAFC"/>
+            <w:tcMar>
+              <w:top w:w="100" w:type="dxa"/>
+              <w:bottom w:w="100" w:type="dxa"/>
+              <w:left w:w="150" w:type="dxa"/>
+              <w:right w:w="150" w:type="dxa"/>
+            </w:tcMar>
+          </w:tcPr>
+          <w:p>
+            <w:r>
+              <w:rPr>
+                <w:b/>
+                <w:color w:val="1A365D"/>
+                <w:sz w:val="19"/>
+              </w:rPr>
+              <w:t>Capacitance &amp; Dielectric Insertion</w:t>
+            </w:r>
+          </w:p>
+        </w:tc>
+        <w:tc>
+          <w:tcPr>
+            <w:tcW w:type="dxa" w:w="6480"/>
+            <w:shd w:fill="F7FAFC"/>
+            <w:tcMar>
+              <w:top w:w="100" w:type="dxa"/>
+              <w:bottom w:w="100" w:type="dxa"/>
+              <w:left w:w="150" w:type="dxa"/>
+              <w:right w:w="150" w:type="dxa"/>
+            </w:tcMar>
+          </w:tcPr>
+          <w:p>
+            <w:r>
+              <w:rPr>
+                <w:rFonts w:ascii="Cambria Math" w:hAnsi="Cambria Math"/>
+                <w:color w:val="2D3748"/>
+                <w:sz w:val="19"/>
+              </w:rPr>
+              <w:t>C_0 = \frac{\epsilon_0 A}{d}, \quad C = \frac{K\epsilon_0 A}{d}, \quad C_{\text{slab}} = \frac{\epsilon_0 A}{d - t(1 - 1/K)}, \quad q_p = q\left(1 - \frac{1}{K}\right)</w:t>
+            </w:r>
+          </w:p>
+        </w:tc>
+      </w:tr>
+      <w:tr>
+        <w:tc>
+          <w:tcPr>
+            <w:tcW w:type="dxa" w:w="3600"/>
+            <w:shd w:fill="FFFFFF"/>
+            <w:tcMar>
+              <w:top w:w="100" w:type="dxa"/>
+              <w:bottom w:w="100" w:type="dxa"/>
+              <w:left w:w="150" w:type="dxa"/>
+              <w:right w:w="150" w:type="dxa"/>
+            </w:tcMar>
+          </w:tcPr>
+          <w:p>
+            <w:r>
+              <w:rPr>
+                <w:b/>
+                <w:color w:val="1A365D"/>
+                <w:sz w:val="19"/>
+              </w:rPr>
+              <w:t>Capacitor Networks &amp; Energy Redistribution</w:t>
+            </w:r>
+          </w:p>
+        </w:tc>
+        <w:tc>
+          <w:tcPr>
+            <w:tcW w:type="dxa" w:w="6480"/>
+            <w:shd w:fill="FFFFFF"/>
+            <w:tcMar>
+              <w:top w:w="100" w:type="dxa"/>
+              <w:bottom w:w="100" w:type="dxa"/>
+              <w:left w:w="150" w:type="dxa"/>
+              <w:right w:w="150" w:type="dxa"/>
+            </w:tcMar>
+          </w:tcPr>
+          <w:p>
+            <w:r>
+              <w:rPr>
+                <w:rFonts w:ascii="Cambria Math" w:hAnsi="Cambria Math"/>
+                <w:color w:val="2D3748"/>
+                <w:sz w:val="19"/>
+              </w:rPr>
+              <w:t>C_{\text{parallel}} = \Sigma C_i, \quad \frac{1}{C_{\text{series}}} = \Sigma \frac{1}{C_i}, \quad V_{\text{common}} = \frac{C_1 V_1 + C_2 V_2}{C_1 + C_2}, \quad \Delta U_{\text{loss}} = \frac{C_1 C_2}{2(C_1 + C_2)}(V_1 - V_2)^2</w:t>
+            </w:r>
+          </w:p>
+        </w:tc>
+      </w:tr>
     </w:tbl>
     <w:p>
       <w:pPr>
@@ -338,7 +517,7 @@
           <w:color w:val="2B6CB0"/>
           <w:sz w:val="24"/>
         </w:rPr>
-        <w:t>3.1 Capacitor - Core Application (Very High Yield — 167 PYQs)</w:t>
+        <w:t>3.1 Capacitance &amp; Dielectric Insertion (Very High Yield — 165 PYQs)</w:t>
       </w:r>
     </w:p>
     <w:p>
@@ -353,7 +532,7 @@
         <w:rPr>
           <w:sz w:val="20"/>
         </w:rPr>
-        <w:t>Key problem pattern in Capacitor.</w:t>
+        <w:t>Parallel plate capacitance, dielectric polarization, and partial dielectric slab insertion.</w:t>
       </w:r>
     </w:p>
     <w:tbl>
@@ -391,7 +570,7 @@
                 <w:color w:val="2D3748"/>
                 <w:sz w:val="19"/>
               </w:rPr>
-              <w:t>Watch for algebraic and sign errors.</w:t>
+              <w:t>If battery remains CONNECTED: V = const, C increases by K \implies Q increases by K. If battery is DISCONNECTED: Q = const \implies V decreases by 1/K.</w:t>
             </w:r>
           </w:p>
         </w:tc>
@@ -432,7 +611,215 @@
                 <w:color w:val="2D3748"/>
                 <w:sz w:val="19"/>
               </w:rPr>
-              <w:t>Verify dimensions and boundary conditions.</w:t>
+              <w:t>Energy stored U = (1 / 2)CV^2 = (Q^2 / 2C). When dielectric is inserted with disconnected battery, U decreases because electrostatic attraction does work.</w:t>
+            </w:r>
+          </w:p>
+        </w:tc>
+      </w:tr>
+    </w:tbl>
+    <w:p>
+      <w:pPr>
+        <w:spacing w:before="120" w:after="40"/>
+      </w:pPr>
+      <w:r>
+        <w:rPr>
+          <w:b/>
+          <w:color w:val="1A365D"/>
+          <w:sz w:val="19"/>
+        </w:rPr>
+        <w:t>Source PYQs testing this concept:</w:t>
+      </w:r>
+    </w:p>
+    <w:p>
+      <w:pPr>
+        <w:pStyle w:val="ListBullet"/>
+        <w:spacing w:after="40"/>
+      </w:pPr>
+      <w:r>
+        <w:rPr>
+          <w:b/>
+          <w:sz w:val="18"/>
+        </w:rPr>
+        <w:t xml:space="preserve">[2026 Evening Shift] Q#1 (MCQ): </w:t>
+      </w:r>
+      <w:r>
+        <w:rPr>
+          <w:sz w:val="18"/>
+        </w:rPr>
+        <w:t xml:space="preserve">"A sphere of capacitance 100 pF is charged to a potential of 100 V . Another identical uncharged metal sphere is brought in contact with the ..."  </w:t>
+      </w:r>
+      <w:r>
+        <w:rPr>
+          <w:b/>
+          <w:color w:val="2B6CB0"/>
+          <w:sz w:val="18"/>
+        </w:rPr>
+        <w:t>[Ans: N/A]</w:t>
+      </w:r>
+    </w:p>
+    <w:p>
+      <w:pPr>
+        <w:pStyle w:val="ListBullet"/>
+        <w:spacing w:after="40"/>
+      </w:pPr>
+      <w:r>
+        <w:rPr>
+          <w:b/>
+          <w:sz w:val="18"/>
+        </w:rPr>
+        <w:t xml:space="preserve">[2026 Morning Shift] Q#1 (MCQ): </w:t>
+      </w:r>
+      <w:r>
+        <w:rPr>
+          <w:sz w:val="18"/>
+        </w:rPr>
+        <w:t xml:space="preserve">"A parallel plate air capacitor has a capacitance C . When it is half filled as shown in figure with a dielectric constant K=5 , the perc..."  </w:t>
+      </w:r>
+      <w:r>
+        <w:rPr>
+          <w:b/>
+          <w:color w:val="2B6CB0"/>
+          <w:sz w:val="18"/>
+        </w:rPr>
+        <w:t>[Ans: B]</w:t>
+      </w:r>
+    </w:p>
+    <w:p>
+      <w:pPr>
+        <w:pStyle w:val="ListBullet"/>
+        <w:spacing w:after="40"/>
+      </w:pPr>
+      <w:r>
+        <w:rPr>
+          <w:b/>
+          <w:sz w:val="18"/>
+        </w:rPr>
+        <w:t xml:space="preserve">[2026 Morning Shift] Q#1 (MCQ): </w:t>
+      </w:r>
+      <w:r>
+        <w:rPr>
+          <w:sz w:val="18"/>
+        </w:rPr>
+        <w:t xml:space="preserve">"A parallel plate capacitor has capacitance C , when there is vacuum within the parallel plates. A sheet having thickness $(\frac{1}{3})^{r..."  </w:t>
+      </w:r>
+      <w:r>
+        <w:rPr>
+          <w:b/>
+          <w:color w:val="2B6CB0"/>
+          <w:sz w:val="18"/>
+        </w:rPr>
+        <w:t>[Ans: D]</w:t>
+      </w:r>
+    </w:p>
+    <w:p>
+      <w:pPr>
+        <w:spacing w:after="120"/>
+      </w:pPr>
+    </w:p>
+    <w:p>
+      <w:pPr>
+        <w:pStyle w:val="Heading2"/>
+      </w:pPr>
+      <w:r>
+        <w:rPr>
+          <w:color w:val="2B6CB0"/>
+          <w:sz w:val="24"/>
+        </w:rPr>
+        <w:t>3.2 Capacitor Networks &amp; Energy Redistribution (Very High Yield — 36 PYQs)</w:t>
+      </w:r>
+    </w:p>
+    <w:p>
+      <w:r>
+        <w:rPr>
+          <w:b/>
+          <w:sz w:val="20"/>
+        </w:rPr>
+        <w:t xml:space="preserve">Core Principle: </w:t>
+      </w:r>
+      <w:r>
+        <w:rPr>
+          <w:sz w:val="20"/>
+        </w:rPr>
+        <w:t>Equivalent capacitance reduction, charge sharing between interconnected capacitors, and Joule heating loss.</w:t>
+      </w:r>
+    </w:p>
+    <w:tbl>
+      <w:tblPr>
+        <w:tblW w:type="auto" w:w="0"/>
+        <w:jc w:val="center"/>
+        <w:tblLook w:firstColumn="1" w:firstRow="1" w:lastColumn="0" w:lastRow="0" w:noHBand="0" w:noVBand="1" w:val="04A0"/>
+      </w:tblPr>
+      <w:tblGrid>
+        <w:gridCol w:w="10080"/>
+      </w:tblGrid>
+      <w:tr>
+        <w:tc>
+          <w:tcPr>
+            <w:tcW w:type="dxa" w:w="10080"/>
+            <w:shd w:fill="FFF5F5"/>
+            <w:tcMar>
+              <w:top w:w="100" w:type="dxa"/>
+              <w:bottom w:w="100" w:type="dxa"/>
+              <w:left w:w="150" w:type="dxa"/>
+              <w:right w:w="150" w:type="dxa"/>
+            </w:tcMar>
+          </w:tcPr>
+          <w:p>
+            <w:r>
+              <w:rPr>
+                <w:b/>
+                <w:color w:val="C53030"/>
+                <w:sz w:val="19"/>
+              </w:rPr>
+              <w:t xml:space="preserve">⚠️ Common Trap / JEE Pitfall: </w:t>
+            </w:r>
+            <w:r>
+              <w:rPr>
+                <w:color w:val="2D3748"/>
+                <w:sz w:val="19"/>
+              </w:rPr>
+              <w:t>When connecting with opposite polarity, use numerator (C_1 V_1 - C_2 V_2) for common potential.</w:t>
+            </w:r>
+          </w:p>
+        </w:tc>
+      </w:tr>
+    </w:tbl>
+    <w:tbl>
+      <w:tblPr>
+        <w:tblW w:type="auto" w:w="0"/>
+        <w:jc w:val="center"/>
+        <w:tblLook w:firstColumn="1" w:firstRow="1" w:lastColumn="0" w:lastRow="0" w:noHBand="0" w:noVBand="1" w:val="04A0"/>
+      </w:tblPr>
+      <w:tblGrid>
+        <w:gridCol w:w="10080"/>
+      </w:tblGrid>
+      <w:tr>
+        <w:tc>
+          <w:tcPr>
+            <w:tcW w:type="dxa" w:w="10080"/>
+            <w:shd w:fill="F0FFF4"/>
+            <w:tcMar>
+              <w:top w:w="100" w:type="dxa"/>
+              <w:bottom w:w="100" w:type="dxa"/>
+              <w:left w:w="150" w:type="dxa"/>
+              <w:right w:w="150" w:type="dxa"/>
+            </w:tcMar>
+          </w:tcPr>
+          <w:p>
+            <w:r>
+              <w:rPr>
+                <w:b/>
+                <w:color w:val="276749"/>
+                <w:sz w:val="19"/>
+              </w:rPr>
+              <w:t xml:space="preserve">💡 Speed Hack / Trick: </w:t>
+            </w:r>
+            <w:r>
+              <w:rPr>
+                <w:color w:val="2D3748"/>
+                <w:sz w:val="19"/>
+              </w:rPr>
+              <w:t>Energy loss during charge sharing Δ U_(loss) is completely independent of wire resistance; it always turns into heat and EM radiation.</w:t>
             </w:r>
           </w:p>
         </w:tc>

--- a/dist/exports/capacitor_revision_notes.docx
+++ b/dist/exports/capacitor_revision_notes.docx
@@ -209,7 +209,7 @@
               <w:rPr>
                 <w:sz w:val="19"/>
               </w:rPr>
-              <w:t>165 PYQs</w:t>
+              <w:t>156 PYQs</w:t>
             </w:r>
           </w:p>
         </w:tc>
@@ -296,7 +296,7 @@
               <w:rPr>
                 <w:sz w:val="19"/>
               </w:rPr>
-              <w:t>36 PYQs</w:t>
+              <w:t>19 PYQs</w:t>
             </w:r>
           </w:p>
         </w:tc>
@@ -517,7 +517,7 @@
           <w:color w:val="2B6CB0"/>
           <w:sz w:val="24"/>
         </w:rPr>
-        <w:t>3.1 Capacitance &amp; Dielectric Insertion (Very High Yield — 165 PYQs)</w:t>
+        <w:t>3.1 Capacitance &amp; Dielectric Insertion (Very High Yield — 156 PYQs)</w:t>
       </w:r>
     </w:p>
     <w:p>
@@ -725,7 +725,7 @@
           <w:color w:val="2B6CB0"/>
           <w:sz w:val="24"/>
         </w:rPr>
-        <w:t>3.2 Capacitor Networks &amp; Energy Redistribution (Very High Yield — 36 PYQs)</w:t>
+        <w:t>3.2 Capacitor Networks &amp; Energy Redistribution (Very High Yield — 19 PYQs)</w:t>
       </w:r>
     </w:p>
     <w:p>
@@ -848,13 +848,13 @@
           <w:b/>
           <w:sz w:val="18"/>
         </w:rPr>
-        <w:t xml:space="preserve">[2026 Evening Shift] Q#1 (MCQ): </w:t>
+        <w:t xml:space="preserve">[2025 Morning Shift] Q#3 (MCQ): </w:t>
       </w:r>
       <w:r>
         <w:rPr>
           <w:sz w:val="18"/>
         </w:rPr>
-        <w:t xml:space="preserve">"A sphere of capacitance 100 pF is charged to a potential of 100 V . Another identical uncharged metal sphere is brought in contact with the ..."  </w:t>
+        <w:t xml:space="preserve">"Two capacitors C_(1) and C_(2) are connected in parallel to a battery. Charge-time graph is shown below for the two capacitors. The ener..."  </w:t>
       </w:r>
       <w:r>
         <w:rPr>
@@ -875,13 +875,13 @@
           <w:b/>
           <w:sz w:val="18"/>
         </w:rPr>
-        <w:t xml:space="preserve">[2026 Morning Shift] Q#1 (MCQ): </w:t>
+        <w:t xml:space="preserve">[2025 Morning Shift] Q#3 (MCQ): </w:t>
       </w:r>
       <w:r>
         <w:rPr>
           <w:sz w:val="18"/>
         </w:rPr>
-        <w:t xml:space="preserve">"A parallel plate air capacitor has a capacitance C . When it is half filled as shown in figure with a dielectric constant K=5 , the perc..."  </w:t>
+        <w:t xml:space="preserve">"An electron is made to enter symmetrically between two parallel and equally but oppositely charged metal plates, each of 10 cm length. The e..."  </w:t>
       </w:r>
       <w:r>
         <w:rPr>
@@ -889,7 +889,7 @@
           <w:color w:val="2B6CB0"/>
           <w:sz w:val="18"/>
         </w:rPr>
-        <w:t>[Ans: B]</w:t>
+        <w:t>[Ans: N/A]</w:t>
       </w:r>
     </w:p>
     <w:p>
@@ -902,13 +902,13 @@
           <w:b/>
           <w:sz w:val="18"/>
         </w:rPr>
-        <w:t xml:space="preserve">[2026 Morning Shift] Q#1 (MCQ): </w:t>
+        <w:t xml:space="preserve">[2024 Evening Shift] Q#3 (MCQ): </w:t>
       </w:r>
       <w:r>
         <w:rPr>
           <w:sz w:val="18"/>
         </w:rPr>
-        <w:t xml:space="preserve">"A parallel plate capacitor has capacitance C , when there is vacuum within the parallel plates. A sheet having thickness $(\frac{1}{3})^{r..."  </w:t>
+        <w:t xml:space="preserve">"A galvanometer (G) of 2Ω resistance is connected in the given circuit. The ratio of charge stored in C_(1) and C_(2) is :..."  </w:t>
       </w:r>
       <w:r>
         <w:rPr>
@@ -916,7 +916,7 @@
           <w:color w:val="2B6CB0"/>
           <w:sz w:val="18"/>
         </w:rPr>
-        <w:t>[Ans: D]</w:t>
+        <w:t>[Ans: N/A]</w:t>
       </w:r>
     </w:p>
     <w:p>
@@ -1049,6 +1049,79 @@
               <w:t>Solution Analysis:</w:t>
               <w:br/>
               <w:t>For a parallel plate capacitor with plate area A , separation d , and air (or vacuum) between the plates, the capacitance is given by : C=\fracε_(0)Ad For a parallel plate capacitor with plate area A , separation d , and dielectric material with dielectric constant K between the plates, the capacitance is given by : C^'=\fracKε_(0)Ad When a dielectric slab of thickness t=(d / 2) and dielectric constant K=5 is inserted, the system is with two capacitors connected in series : Capacitor 1 ( C_(1) ) is filled with dielectric, thickness d_(1)=(d / 2) , and dielectric constant K_(1)=5 . So, the capacitance of capacitor 1 is C_(1)=\fracK_(1)ε_(0)Ad/2=\frac2Kε_(0)Ad=2KC=2 × 5C=10C Capacitor 2 ( C_(2) ) is filled with air, thickness d_(2)=(d / 2) , and dielectric constant K_(2)=1 . So, the capacitance of capacitor 2 is C_(2)=\fracK_(2)ε_(0)Ad/2=\frac2K_(2)ε_(0)Ad=2K_(2)C=2 × 1C=2C For capacitors in series, the equivalent capacitance C_(new) is: \frac1C_(new)=\frac1C_(1)+\frac1C_(2) \frac1C_(new)=(1 / 10C)+(1 / 2C)=(1+5 / 10C)=(6 / 10C) C_(new)=(10 / 6)C=(5 / 3)C ≈ 1.6667C So, the percentage increase in capacitance is, Δ%=(\fracC_(new)-CC) × 100 Δ%=(((5 / 3)C-C / C)) × 100=(2 / 3) × 100 ≈ 66.67% Therefore, the percentage increase in capacitance is 66.67% . Thus, the correct option is (B).</w:t>
+            </w:r>
+          </w:p>
+        </w:tc>
+      </w:tr>
+    </w:tbl>
+    <w:p>
+      <w:pPr>
+        <w:spacing w:after="120"/>
+      </w:pPr>
+    </w:p>
+    <w:p>
+      <w:pPr>
+        <w:spacing w:before="160" w:after="40"/>
+      </w:pPr>
+      <w:r>
+        <w:rPr>
+          <w:b/>
+          <w:color w:val="1A365D"/>
+          <w:sz w:val="22"/>
+        </w:rPr>
+        <w:t>Benchmark Problem 2: JEE Main 2024 (Online) 5th April Morning Shift (Q#4)</w:t>
+      </w:r>
+    </w:p>
+    <w:p>
+      <w:pPr>
+        <w:spacing w:after="80"/>
+      </w:pPr>
+      <w:r>
+        <w:rPr>
+          <w:sz w:val="20"/>
+        </w:rPr>
+        <w:t>Three capacitors of capacitances 25μ F,30μ F and 45μ F are connected in parallel to a supply of 100V . Energy stored in the above combination is E. When these capacitors are connected in series to the same supply, the stored energy is (9 / x)E . The value of x is _________.</w:t>
+      </w:r>
+    </w:p>
+    <w:tbl>
+      <w:tblPr>
+        <w:tblW w:type="auto" w:w="0"/>
+        <w:jc w:val="center"/>
+        <w:tblLook w:firstColumn="1" w:firstRow="1" w:lastColumn="0" w:lastRow="0" w:noHBand="0" w:noVBand="1" w:val="04A0"/>
+      </w:tblPr>
+      <w:tblGrid>
+        <w:gridCol w:w="10080"/>
+      </w:tblGrid>
+      <w:tr>
+        <w:tc>
+          <w:tcPr>
+            <w:tcW w:type="dxa" w:w="10080"/>
+            <w:shd w:fill="F7FAFC"/>
+            <w:tcMar>
+              <w:top w:w="100" w:type="dxa"/>
+              <w:bottom w:w="100" w:type="dxa"/>
+              <w:left w:w="150" w:type="dxa"/>
+              <w:right w:w="150" w:type="dxa"/>
+            </w:tcMar>
+          </w:tcPr>
+          <w:p>
+            <w:r>
+              <w:rPr>
+                <w:b/>
+                <w:color w:val="1A365D"/>
+                <w:sz w:val="19"/>
+              </w:rPr>
+              <w:t>Correct Answer: 86</w:t>
+              <w:br/>
+            </w:r>
+            <w:r>
+              <w:rPr>
+                <w:color w:val="2D3748"/>
+                <w:sz w:val="18"/>
+              </w:rPr>
+              <w:t>Solution Analysis:</w:t>
+              <w:br/>
+              <w:t>E=(1 / 2)(25+30+45)(100)^2.... (i) Also,(9 / x)E=(1 / 2)(1 / ((1 / 25)+(1 / 30)+(1 / 45)))(100)^2.... (ii) From (i) and (ii) x=86</w:t>
             </w:r>
           </w:p>
         </w:tc>
